--- a/docs/clients/group-order/Group2_Esperia_Energy/contracts/v6/CLIENT-PACKAGE/00-Cover-Note-and-Index.docx
+++ b/docs/clients/group-order/Group2_Esperia_Energy/contracts/v6/CLIENT-PACKAGE/00-Cover-Note-and-Index.docx
@@ -29,7 +29,7 @@
           <w:color w:val="C9A432"/>
           <w:sz w:val="20"/>
         </w:rPr>
-        <w:t>Galascope 1 (5 MW / 20 MWh) &amp; Galascope 2 (2.5 MW / 10 MWh) — Famagusta, Cyprus  ·  Ref. LCY-EPC-GAL-B1-2026 (v6, June 2026)</w:t>
+        <w:t>Galascope 1 (5 MW / 20 MWh) &amp; Galascope 2 (2.5 MW / 10 MWh) — Famagusta, Cyprus  ·  Ref. LCY-EPC-GAL-B1-2026 (v6.3, July 2026)</w:t>
       </w:r>
     </w:p>
     <w:p/>
@@ -239,7 +239,7 @@
                 <w:i w:val="0"/>
                 <w:sz w:val="21"/>
               </w:rPr>
-              <w:t>EPC Agreement v6 (with Annex V6 Amendment Schedule)</w:t>
+              <w:t>EPC Agreement v6.3 (with Annex V6 Amendment Schedule)</w:t>
             </w:r>
           </w:p>
         </w:tc>
@@ -339,7 +339,7 @@
                 <w:i w:val="0"/>
                 <w:sz w:val="21"/>
               </w:rPr>
-              <w:t>LTSA (Long-Term Service Agreement)</w:t>
+              <w:t>LTSA (Long-Term Service Agreement) v6.3</w:t>
             </w:r>
           </w:p>
         </w:tc>
@@ -523,6 +523,56 @@
                 <w:i w:val="0"/>
                 <w:sz w:val="21"/>
               </w:rPr>
+              <w:t>05c</w:t>
+            </w:r>
+          </w:p>
+        </w:tc>
+        <w:tc>
+          <w:tcPr>
+            <w:tcW w:type="dxa" w:w="2880"/>
+          </w:tcPr>
+          <w:p>
+            <w:r>
+              <w:rPr>
+                <w:rFonts w:ascii="Calibri" w:hAnsi="Calibri"/>
+                <w:b w:val="0"/>
+                <w:i w:val="0"/>
+                <w:sz w:val="21"/>
+              </w:rPr>
+              <w:t>APG No. 1 Bank Review Package (Stelios / Alpha Bank routing note + redline + clean form)</w:t>
+            </w:r>
+          </w:p>
+        </w:tc>
+        <w:tc>
+          <w:tcPr>
+            <w:tcW w:type="dxa" w:w="2880"/>
+          </w:tcPr>
+          <w:p>
+            <w:r>
+              <w:rPr>
+                <w:rFonts w:ascii="Calibri" w:hAnsi="Calibri"/>
+                <w:b w:val="0"/>
+                <w:i w:val="0"/>
+                <w:sz w:val="21"/>
+              </w:rPr>
+              <w:t>For Stelios to route to Alpha Bank before sending to Linyang</w:t>
+            </w:r>
+          </w:p>
+        </w:tc>
+      </w:tr>
+      <w:tr>
+        <w:tc>
+          <w:tcPr>
+            <w:tcW w:type="dxa" w:w="2880"/>
+          </w:tcPr>
+          <w:p>
+            <w:r>
+              <w:rPr>
+                <w:rFonts w:ascii="Calibri" w:hAnsi="Calibri"/>
+                <w:b w:val="0"/>
+                <w:i w:val="0"/>
+                <w:sz w:val="21"/>
+              </w:rPr>
               <w:t>06</w:t>
             </w:r>
           </w:p>
@@ -639,7 +689,7 @@
                 <w:i w:val="0"/>
                 <w:sz w:val="21"/>
               </w:rPr>
-              <w:t>Technical Agreement — Galascope 1 (5 MW / 20 MWh)</w:t>
+              <w:t>Redline Response Matrix v6.3 (client comments vs. our response, colour-coded)</w:t>
             </w:r>
           </w:p>
         </w:tc>
@@ -673,7 +723,7 @@
                 <w:i w:val="0"/>
                 <w:sz w:val="21"/>
               </w:rPr>
-              <w:t>09</w:t>
+              <w:t>Sch. A</w:t>
             </w:r>
           </w:p>
         </w:tc>
@@ -689,7 +739,7 @@
                 <w:i w:val="0"/>
                 <w:sz w:val="21"/>
               </w:rPr>
-              <w:t>Technical Agreement — Galascope 2 (2.5 MW / 10 MWh)</w:t>
+              <w:t>Technical Specifications — Technical Agreements G1/G2, OEM/Kehua/Schneider datasheets, SOH degradation curve</w:t>
             </w:r>
           </w:p>
         </w:tc>
@@ -705,7 +755,7 @@
                 <w:i w:val="0"/>
                 <w:sz w:val="21"/>
               </w:rPr>
-              <w:t>For review</w:t>
+              <w:t>Reference</w:t>
             </w:r>
           </w:p>
         </w:tc>
@@ -723,7 +773,7 @@
                 <w:i w:val="0"/>
                 <w:sz w:val="21"/>
               </w:rPr>
-              <w:t>10</w:t>
+              <w:t>Sch. B</w:t>
             </w:r>
           </w:p>
         </w:tc>
@@ -739,7 +789,7 @@
                 <w:i w:val="0"/>
                 <w:sz w:val="21"/>
               </w:rPr>
-              <w:t>Linyang Product Warranty Terms v2 (OEM warranty manual)</w:t>
+              <w:t>Certificates &amp; Compliance — grid-code, CE, IEC and transport-safety certificates</w:t>
             </w:r>
           </w:p>
         </w:tc>
